--- a/docs/manual-vending/Manual_Usuario_AnitaERP_Vending.docx
+++ b/docs/manual-vending/Manual_Usuario_AnitaERP_Vending.docx
@@ -48,7 +48,7 @@
           <w:sz w:val="24"/>
           <w:szCs w:val="24"/>
         </w:rPr>
-        <w:t xml:space="preserve">Empresa: AGG</w:t>
+        <w:t xml:space="preserve">Empresa: </w:t>
       </w:r>
     </w:p>
     <w:p>
@@ -60,7 +60,7 @@
           <w:sz w:val="22"/>
           <w:szCs w:val="22"/>
         </w:rPr>
-        <w:t xml:space="preserve">Versión 1.0 — junio 2026</w:t>
+        <w:t xml:space="preserve">Versión 1.0 — agosto 2026</w:t>
       </w:r>
     </w:p>
     <w:p/>
@@ -74,7 +74,7 @@
           <w:sz w:val="20"/>
           <w:szCs w:val="20"/>
         </w:rPr>
-        <w:t xml:space="preserve">URL: http://10.20.30.210/anitaERP/public/seguridad/login</w:t>
+        <w:t xml:space="preserve">URL: http://10.20.30.210/seguridad/login</w:t>
       </w:r>
     </w:p>
     <w:p>
@@ -1119,7 +1119,7 @@
       </w:pPr>
       <w:r>
         <w:pict>
-          <v:shape type="#_x0000_t75" stroked="f" style="width:450pt; height:316.40625pt; margin-left:0pt; margin-top:0pt; mso-position-horizontal:left; mso-position-vertical:top; mso-position-horizontal-relative:char; mso-position-vertical-relative:line;">
+          <v:shape type="#_x0000_t75" stroked="f" style="width:450pt; height:267.1875pt; margin-left:0pt; margin-top:0pt; mso-position-horizontal:left; mso-position-vertical:top; mso-position-horizontal-relative:char; mso-position-vertical-relative:line;">
             <w10:wrap type="inline"/>
             <v:imagedata r:id="rId7" o:title=""/>
           </v:shape>
@@ -1588,7 +1588,7 @@
       </w:pPr>
       <w:r>
         <w:pict>
-          <v:shape type="#_x0000_t75" stroked="f" style="width:450pt; height:316.40625pt; margin-left:0pt; margin-top:0pt; mso-position-horizontal:left; mso-position-vertical:top; mso-position-horizontal-relative:char; mso-position-vertical-relative:line;">
+          <v:shape type="#_x0000_t75" stroked="f" style="width:450pt; height:267.1875pt; margin-left:0pt; margin-top:0pt; mso-position-horizontal:left; mso-position-vertical:top; mso-position-horizontal-relative:char; mso-position-vertical-relative:line;">
             <w10:wrap type="inline"/>
             <v:imagedata r:id="rId8" o:title=""/>
           </v:shape>
@@ -2295,7 +2295,7 @@
       </w:pPr>
       <w:r>
         <w:pict>
-          <v:shape type="#_x0000_t75" stroked="f" style="width:450pt; height:316.40625pt; margin-left:0pt; margin-top:0pt; mso-position-horizontal:left; mso-position-vertical:top; mso-position-horizontal-relative:char; mso-position-vertical-relative:line;">
+          <v:shape type="#_x0000_t75" stroked="f" style="width:450pt; height:267.1875pt; margin-left:0pt; margin-top:0pt; mso-position-horizontal:left; mso-position-vertical:top; mso-position-horizontal-relative:char; mso-position-vertical-relative:line;">
             <w10:wrap type="inline"/>
             <v:imagedata r:id="rId9" o:title=""/>
           </v:shape>
@@ -3387,7 +3387,7 @@
       </w:pPr>
       <w:r>
         <w:pict>
-          <v:shape type="#_x0000_t75" stroked="f" style="width:450pt; height:316.40625pt; margin-left:0pt; margin-top:0pt; mso-position-horizontal:left; mso-position-vertical:top; mso-position-horizontal-relative:char; mso-position-vertical-relative:line;">
+          <v:shape type="#_x0000_t75" stroked="f" style="width:450pt; height:267.1875pt; margin-left:0pt; margin-top:0pt; mso-position-horizontal:left; mso-position-vertical:top; mso-position-horizontal-relative:char; mso-position-vertical-relative:line;">
             <w10:wrap type="inline"/>
             <v:imagedata r:id="rId10" o:title=""/>
           </v:shape>
@@ -3949,7 +3949,7 @@
       </w:pPr>
       <w:r>
         <w:pict>
-          <v:shape type="#_x0000_t75" stroked="f" style="width:450pt; height:316.40625pt; margin-left:0pt; margin-top:0pt; mso-position-horizontal:left; mso-position-vertical:top; mso-position-horizontal-relative:char; mso-position-vertical-relative:line;">
+          <v:shape type="#_x0000_t75" stroked="f" style="width:450pt; height:267.1875pt; margin-left:0pt; margin-top:0pt; mso-position-horizontal:left; mso-position-vertical:top; mso-position-horizontal-relative:char; mso-position-vertical-relative:line;">
             <w10:wrap type="inline"/>
             <v:imagedata r:id="rId11" o:title=""/>
           </v:shape>
@@ -4027,7 +4027,7 @@
       </w:pPr>
       <w:r>
         <w:pict>
-          <v:shape type="#_x0000_t75" stroked="f" style="width:450pt; height:316.40625pt; margin-left:0pt; margin-top:0pt; mso-position-horizontal:left; mso-position-vertical:top; mso-position-horizontal-relative:char; mso-position-vertical-relative:line;">
+          <v:shape type="#_x0000_t75" stroked="f" style="width:450pt; height:267.1875pt; margin-left:0pt; margin-top:0pt; mso-position-horizontal:left; mso-position-vertical:top; mso-position-horizontal-relative:char; mso-position-vertical-relative:line;">
             <w10:wrap type="inline"/>
             <v:imagedata r:id="rId12" o:title=""/>
           </v:shape>
@@ -4831,7 +4831,7 @@
       </w:pPr>
       <w:r>
         <w:pict>
-          <v:shape type="#_x0000_t75" stroked="f" style="width:450pt; height:316.40625pt; margin-left:0pt; margin-top:0pt; mso-position-horizontal:left; mso-position-vertical:top; mso-position-horizontal-relative:char; mso-position-vertical-relative:line;">
+          <v:shape type="#_x0000_t75" stroked="f" style="width:450pt; height:267.1875pt; margin-left:0pt; margin-top:0pt; mso-position-horizontal:left; mso-position-vertical:top; mso-position-horizontal-relative:char; mso-position-vertical-relative:line;">
             <w10:wrap type="inline"/>
             <v:imagedata r:id="rId13" o:title=""/>
           </v:shape>
@@ -5417,7 +5417,7 @@
       </w:pPr>
       <w:r>
         <w:pict>
-          <v:shape type="#_x0000_t75" stroked="f" style="width:450pt; height:316.40625pt; margin-left:0pt; margin-top:0pt; mso-position-horizontal:left; mso-position-vertical:top; mso-position-horizontal-relative:char; mso-position-vertical-relative:line;">
+          <v:shape type="#_x0000_t75" stroked="f" style="width:450pt; height:267.1875pt; margin-left:0pt; margin-top:0pt; mso-position-horizontal:left; mso-position-vertical:top; mso-position-horizontal-relative:char; mso-position-vertical-relative:line;">
             <w10:wrap type="inline"/>
             <v:imagedata r:id="rId14" o:title=""/>
           </v:shape>
@@ -5953,7 +5953,7 @@
       </w:pPr>
       <w:r>
         <w:pict>
-          <v:shape type="#_x0000_t75" stroked="f" style="width:450pt; height:316.40625pt; margin-left:0pt; margin-top:0pt; mso-position-horizontal:left; mso-position-vertical:top; mso-position-horizontal-relative:char; mso-position-vertical-relative:line;">
+          <v:shape type="#_x0000_t75" stroked="f" style="width:450pt; height:267.1875pt; margin-left:0pt; margin-top:0pt; mso-position-horizontal:left; mso-position-vertical:top; mso-position-horizontal-relative:char; mso-position-vertical-relative:line;">
             <w10:wrap type="inline"/>
             <v:imagedata r:id="rId15" o:title=""/>
           </v:shape>
